--- a/docs/Guide-Utilisateur-WariBox.docx
+++ b/docs/Guide-Utilisateur-WariBox.docx
@@ -324,7 +324,60 @@
         <w:spacing w:after="200" w:before="400"/>
       </w:pPr>
       <w:r>
-        <w:t xml:space="preserve">3. Faire une vente</w:t>
+        <w:t xml:space="preserve">3. Travailler avec plusieurs boutiques</w:t>
+      </w:r>
+    </w:p>
+    <w:p>
+      <w:pPr>
+        <w:spacing w:after="120"/>
+      </w:pPr>
+      <w:r>
+        <w:t xml:space="preserve">Si ton commerce a activé le mode multi-boutique (dans Paramètres → Multi-boutique), un sélecteur de boutique apparaît en haut de l'écran, à côté de ton nom.</w:t>
+      </w:r>
+    </w:p>
+    <w:p>
+      <w:pPr>
+        <w:pBdr>
+          <w:left w:val="single" w:color="1D4E89" w:sz="24" w:space="8"/>
+        </w:pBdr>
+        <w:spacing w:after="120" w:before="120"/>
+        <w:ind w:left="200"/>
+      </w:pPr>
+      <w:r>
+        <w:rPr>
+          <w:b/>
+          <w:bCs/>
+          <w:color w:val="1D4E89"/>
+        </w:rPr>
+        <w:t xml:space="preserve">À savoir — </w:t>
+      </w:r>
+      <w:r>
+        <w:t xml:space="preserve">Seuls les rôles Propriétaire et Admin peuvent changer de boutique depuis ce sélecteur. Si tu es Gérant, Vendeur ou Caissier, tu restes automatiquement sur la boutique qui t'a été assignée — ce n'est pas une erreur.</w:t>
+      </w:r>
+    </w:p>
+    <w:p>
+      <w:pPr>
+        <w:spacing w:after="120"/>
+      </w:pPr>
+      <w:r>
+        <w:t xml:space="preserve">Chaque boutique a son propre stock, ses propres ventes et sa propre caisse — mais le catalogue de produits, les clients et les fournisseurs restent communs à toutes les boutiques.</w:t>
+      </w:r>
+    </w:p>
+    <w:p>
+      <w:pPr>
+        <w:spacing w:after="120"/>
+      </w:pPr>
+      <w:r>
+        <w:t xml:space="preserve">Pour les rôles qui peuvent changer de boutique, les écrans Accueil et Rapports proposent en plus un choix « Toutes les boutiques » pour voir les chiffres cumulés de l'ensemble du commerce.</w:t>
+      </w:r>
+    </w:p>
+    <w:p>
+      <w:pPr>
+        <w:pStyle w:val="Heading1"/>
+        <w:spacing w:after="200" w:before="400"/>
+      </w:pPr>
+      <w:r>
+        <w:t xml:space="preserve">4. Faire une vente</w:t>
       </w:r>
     </w:p>
     <w:p>
@@ -333,7 +386,7 @@
         <w:spacing w:after="150" w:before="300"/>
       </w:pPr>
       <w:r>
-        <w:t xml:space="preserve">3.1 Deux modes</w:t>
+        <w:t xml:space="preserve">4.1 Deux modes</w:t>
       </w:r>
     </w:p>
     <w:p>
@@ -368,7 +421,7 @@
         <w:spacing w:after="150" w:before="300"/>
       </w:pPr>
       <w:r>
-        <w:t xml:space="preserve">3.2 Étapes d'une vente</w:t>
+        <w:t xml:space="preserve">4.2 Étapes d'une vente</w:t>
       </w:r>
     </w:p>
     <w:p>
@@ -521,7 +574,113 @@
         <w:spacing w:after="200" w:before="400"/>
       </w:pPr>
       <w:r>
-        <w:t xml:space="preserve">4. Les devis</w:t>
+        <w:t xml:space="preserve">5. Rembourser une vente</w:t>
+      </w:r>
+    </w:p>
+    <w:p>
+      <w:pPr>
+        <w:spacing w:after="120"/>
+      </w:pPr>
+      <w:r>
+        <w:t xml:space="preserve">Depuis l'onglet Journaux → Ventes, toute vente déjà encaissée peut être remboursée, en partie ou en totalité.</w:t>
+      </w:r>
+    </w:p>
+    <w:p>
+      <w:pPr>
+        <w:pStyle w:val="Heading2"/>
+        <w:spacing w:after="150" w:before="300"/>
+      </w:pPr>
+      <w:r>
+        <w:t xml:space="preserve">5.1 Effectuer un remboursement</w:t>
+      </w:r>
+    </w:p>
+    <w:p>
+      <w:pPr>
+        <w:pStyle w:val="ListParagraph"/>
+        <w:numPr>
+          <w:ilvl w:val="0"/>
+          <w:numId w:val="3"/>
+        </w:numPr>
+        <w:spacing w:after="60"/>
+      </w:pPr>
+      <w:r>
+        <w:t xml:space="preserve">Ouvrir Journaux → Ventes et repérer la vente concernée.</w:t>
+      </w:r>
+    </w:p>
+    <w:p>
+      <w:pPr>
+        <w:pStyle w:val="ListParagraph"/>
+        <w:numPr>
+          <w:ilvl w:val="0"/>
+          <w:numId w:val="3"/>
+        </w:numPr>
+        <w:spacing w:after="60"/>
+      </w:pPr>
+      <w:r>
+        <w:t xml:space="preserve">Cliquer sur « Rembourser ».</w:t>
+      </w:r>
+    </w:p>
+    <w:p>
+      <w:pPr>
+        <w:pStyle w:val="ListParagraph"/>
+        <w:numPr>
+          <w:ilvl w:val="0"/>
+          <w:numId w:val="3"/>
+        </w:numPr>
+        <w:spacing w:after="60"/>
+      </w:pPr>
+      <w:r>
+        <w:t xml:space="preserve">Choisir les articles et la quantité à rembourser pour chacun, et cocher « Remettre en stock » si l'article revendable retourne en rayon (à décocher pour un article défectueux ou détruit).</w:t>
+      </w:r>
+    </w:p>
+    <w:p>
+      <w:pPr>
+        <w:pStyle w:val="ListParagraph"/>
+        <w:numPr>
+          <w:ilvl w:val="0"/>
+          <w:numId w:val="3"/>
+        </w:numPr>
+        <w:spacing w:after="60"/>
+      </w:pPr>
+      <w:r>
+        <w:t xml:space="preserve">Choisir la méthode de remboursement (Espèces, Carte, Mobile Money) et valider.</w:t>
+      </w:r>
+    </w:p>
+    <w:p>
+      <w:pPr>
+        <w:spacing w:after="120"/>
+      </w:pPr>
+      <w:r>
+        <w:t xml:space="preserve">Une vente partiellement remboursée affiche le badge « Remboursée partiellement » dans Journaux, et l'historique complet de ses remboursements reste consultable à tout moment (bouton « Historique »).</w:t>
+      </w:r>
+    </w:p>
+    <w:p>
+      <w:pPr>
+        <w:pBdr>
+          <w:left w:val="single" w:color="1D4E89" w:sz="24" w:space="8"/>
+        </w:pBdr>
+        <w:spacing w:after="120" w:before="120"/>
+        <w:ind w:left="200"/>
+      </w:pPr>
+      <w:r>
+        <w:rPr>
+          <w:b/>
+          <w:bCs/>
+          <w:color w:val="1D4E89"/>
+        </w:rPr>
+        <w:t xml:space="preserve">À savoir — </w:t>
+      </w:r>
+      <w:r>
+        <w:t xml:space="preserve">Les articles remis en stock respectent automatiquement les dates de péremption d'origine — le bon lot est retrouvé tout seul, inutile de s'en préoccuper.</w:t>
+      </w:r>
+    </w:p>
+    <w:p>
+      <w:pPr>
+        <w:pStyle w:val="Heading1"/>
+        <w:spacing w:after="200" w:before="400"/>
+      </w:pPr>
+      <w:r>
+        <w:t xml:space="preserve">6. Les devis</w:t>
       </w:r>
     </w:p>
     <w:p>
@@ -641,7 +800,7 @@
         <w:spacing w:after="200" w:before="400"/>
       </w:pPr>
       <w:r>
-        <w:t xml:space="preserve">5. Les tickets de service</w:t>
+        <w:t xml:space="preserve">7. Les tickets de service</w:t>
       </w:r>
     </w:p>
     <w:p>
@@ -658,7 +817,7 @@
         <w:spacing w:after="150" w:before="300"/>
       </w:pPr>
       <w:r>
-        <w:t xml:space="preserve">5.1 Créer un ticket</w:t>
+        <w:t xml:space="preserve">7.1 Créer un ticket</w:t>
       </w:r>
     </w:p>
     <w:p>
@@ -675,7 +834,7 @@
         <w:spacing w:after="150" w:before="300"/>
       </w:pPr>
       <w:r>
-        <w:t xml:space="preserve">5.2 Suivre et notifier le client</w:t>
+        <w:t xml:space="preserve">7.2 Suivre et notifier le client</w:t>
       </w:r>
     </w:p>
     <w:p>
@@ -743,7 +902,7 @@
         <w:spacing w:after="200" w:before="400"/>
       </w:pPr>
       <w:r>
-        <w:t xml:space="preserve">6. Produits et stock</w:t>
+        <w:t xml:space="preserve">8. Produits et stock</w:t>
       </w:r>
     </w:p>
     <w:p>
@@ -752,7 +911,7 @@
         <w:spacing w:after="150" w:before="300"/>
       </w:pPr>
       <w:r>
-        <w:t xml:space="preserve">6.1 Créer un produit</w:t>
+        <w:t xml:space="preserve">8.1 Créer un produit</w:t>
       </w:r>
     </w:p>
     <w:p>
@@ -815,7 +974,7 @@
         <w:spacing w:after="150" w:before="300"/>
       </w:pPr>
       <w:r>
-        <w:t xml:space="preserve">6.2 Entrées et transferts de stock</w:t>
+        <w:t xml:space="preserve">8.2 Entrées et transferts de stock</w:t>
       </w:r>
     </w:p>
     <w:p>
@@ -850,7 +1009,7 @@
         <w:spacing w:after="150" w:before="300"/>
       </w:pPr>
       <w:r>
-        <w:t xml:space="preserve">6.3 Perte, péremption ou destruction</w:t>
+        <w:t xml:space="preserve">8.3 Perte, péremption ou destruction</w:t>
       </w:r>
     </w:p>
     <w:p>
@@ -913,7 +1072,7 @@
         <w:spacing w:after="150" w:before="300"/>
       </w:pPr>
       <w:r>
-        <w:t xml:space="preserve">6.4 Étiquettes code-barres</w:t>
+        <w:t xml:space="preserve">8.4 Étiquettes code-barres</w:t>
       </w:r>
     </w:p>
     <w:p>
@@ -927,6 +1086,31 @@
     <w:p>
       <w:r>
         <w:br w:type="page"/>
+      </w:r>
+    </w:p>
+    <w:p>
+      <w:pPr>
+        <w:pStyle w:val="Heading2"/>
+        <w:spacing w:after="150" w:before="300"/>
+      </w:pPr>
+      <w:r>
+        <w:t xml:space="preserve">8.5 Traçabilité par lot et dates de péremption</w:t>
+      </w:r>
+    </w:p>
+    <w:p>
+      <w:pPr>
+        <w:spacing w:after="120"/>
+      </w:pPr>
+      <w:r>
+        <w:t xml:space="preserve">Pour un produit suivi en péremption, chaque vente prélève automatiquement le lot dont la date de péremption est la plus proche — inutile de choisir toi-même quel lot vendre en premier.</w:t>
+      </w:r>
+    </w:p>
+    <w:p>
+      <w:pPr>
+        <w:spacing w:after="120"/>
+      </w:pPr>
+      <w:r>
+        <w:t xml:space="preserve">Dans Journaux → Stock, une colonne « Lot » indique de quel lot précis provient chaque mouvement de stock, y compris pour les remboursements.</w:t>
       </w:r>
     </w:p>
     <w:p>
@@ -935,7 +1119,7 @@
         <w:spacing w:after="200" w:before="400"/>
       </w:pPr>
       <w:r>
-        <w:t xml:space="preserve">7. Clients, créances et fournisseurs</w:t>
+        <w:t xml:space="preserve">9. Clients, fidélité, créances et fournisseurs</w:t>
       </w:r>
     </w:p>
     <w:p>
@@ -988,6 +1172,14 @@
       </w:pPr>
       <w:r>
         <w:t xml:space="preserve">Dettes : suivi des montants encore dus aux fournisseurs.</w:t>
+      </w:r>
+    </w:p>
+    <w:p>
+      <w:pPr>
+        <w:spacing w:after="120"/>
+      </w:pPr>
+      <w:r>
+        <w:t xml:space="preserve">Chaque client progresse automatiquement dans un programme de fidélité à paliers : Bronze au départ, puis Argent et Or au fur et à mesure de ses achats cumulés. Le palier est visible sur sa fiche client et donne droit à un taux de gain de points plus avantageux — la progression est automatique, aucune action n'est nécessaire de ta part.</w:t>
       </w:r>
     </w:p>
     <w:p>
@@ -996,7 +1188,7 @@
         <w:spacing w:after="200" w:before="400"/>
       </w:pPr>
       <w:r>
-        <w:t xml:space="preserve">8. Dépenses, rapports et comptabilité</w:t>
+        <w:t xml:space="preserve">10. Dépenses, rapports et comptabilité</w:t>
       </w:r>
     </w:p>
     <w:p>
@@ -1022,7 +1214,7 @@
         <w:spacing w:after="60"/>
       </w:pPr>
       <w:r>
-        <w:t xml:space="preserve">Rapports : chiffre d'affaires, produits les plus vendus, marges, sur une période choisie.</w:t>
+        <w:t xml:space="preserve">Rapports : chiffre d'affaires, produits les plus vendus, marges (avec un classement des produits les plus rentables), sur une période choisie.</w:t>
       </w:r>
     </w:p>
     <w:p>
@@ -1069,15 +1261,15 @@
         <w:spacing w:after="200" w:before="400"/>
       </w:pPr>
       <w:r>
-        <w:t xml:space="preserve">9. Gérer les comptes du personnel (Admin)</w:t>
-      </w:r>
-    </w:p>
-    <w:p>
-      <w:pPr>
-        <w:spacing w:after="120"/>
-      </w:pPr>
-      <w:r>
-        <w:t xml:space="preserve">Depuis l'onglet Utilisateurs (réservé à l'Admin), il est possible de créer un compte par membre du personnel avec un rôle adapté :</w:t>
+        <w:t xml:space="preserve">11. Gérer les comptes du personnel (Admin et Propriétaire)</w:t>
+      </w:r>
+    </w:p>
+    <w:p>
+      <w:pPr>
+        <w:spacing w:after="120"/>
+      </w:pPr>
+      <w:r>
+        <w:t xml:space="preserve">Depuis l'onglet Utilisateurs (réservé à l'Admin et au Propriétaire), il est possible de créer un compte par membre du personnel avec un rôle adapté :</w:t>
       </w:r>
     </w:p>
     <w:p>
@@ -1103,6 +1295,19 @@
         <w:spacing w:after="60"/>
       </w:pPr>
       <w:r>
+        <w:t xml:space="preserve">Propriétaire — les mêmes droits que le Gérant, plus la possibilité de changer de boutique et de consulter les chiffres cumulés de toutes les boutiques (comme l'Admin), mais sans accès aux Journaux.</w:t>
+      </w:r>
+    </w:p>
+    <w:p>
+      <w:pPr>
+        <w:pStyle w:val="ListParagraph"/>
+        <w:numPr>
+          <w:ilvl w:val="0"/>
+          <w:numId w:val="2"/>
+        </w:numPr>
+        <w:spacing w:after="60"/>
+      </w:pPr>
+      <w:r>
         <w:t xml:space="preserve">Gérant — tous les droits sauf Paramètres, Utilisateurs et Journaux.</w:t>
       </w:r>
     </w:p>
@@ -1117,6 +1322,14 @@
       </w:pPr>
       <w:r>
         <w:t xml:space="preserve">Vendeur / Caissier — peuvent enregistrer les ventes, tickets, devis... mais pas modifier ou supprimer les données déjà enregistrées.</w:t>
+      </w:r>
+    </w:p>
+    <w:p>
+      <w:pPr>
+        <w:spacing w:after="120"/>
+      </w:pPr>
+      <w:r>
+        <w:t xml:space="preserve">Si le mode multi-boutique est actif, un Gérant, Vendeur ou Caissier doit en plus être rattaché à une boutique précise lors de la création de son compte — c'est cette boutique qu'il verra à chaque connexion, sans possibilité d'en changer lui-même.</w:t>
       </w:r>
     </w:p>
     <w:p>
@@ -1171,7 +1384,7 @@
         <w:spacing w:after="200" w:before="400"/>
       </w:pPr>
       <w:r>
-        <w:t xml:space="preserve">10. Sauvegarde des données</w:t>
+        <w:t xml:space="preserve">12. Sauvegarde des données</w:t>
       </w:r>
     </w:p>
     <w:p>
@@ -1193,7 +1406,7 @@
         <w:spacing w:after="200" w:before="400"/>
       </w:pPr>
       <w:r>
-        <w:t xml:space="preserve">11. En cas de souci</w:t>
+        <w:t xml:space="preserve">13. En cas de souci</w:t>
       </w:r>
     </w:p>
     <w:p>
